--- a/Mis_Entregables/U2.4_Informe_Certificacion/Informe_de_Certificacion_Cuidarte_Borrador.docx
+++ b/Mis_Entregables/U2.4_Informe_Certificacion/Informe_de_Certificacion_Cuidarte_Borrador.docx
@@ -46,7 +46,7 @@
         <w:t xml:space="preserve">Sección: </w:t>
       </w:r>
       <w:r>
-        <w:t>(completar)</w:t>
+        <w:t>003D</w:t>
       </w:r>
     </w:p>
     <w:p>
